--- a/templates/계약서_양식.docx
+++ b/templates/계약서_양식.docx
@@ -1049,6 +1049,13 @@
             </w:r>
             <w:r>
               <w:rPr>
+                <w:rFonts w:ascii="굴림체" w:eastAsia="굴림체" w:hAnsi="굴림체" w:cs="맑은 고딕" w:hint="eastAsia"/>
+                <w:szCs w:val="20"/>
+              </w:rPr>
+              <w:t xml:space="preserve"> </w:t>
+            </w:r>
+            <w:r>
+              <w:rPr>
                 <w:rFonts w:ascii="굴림체" w:eastAsia="굴림체" w:hAnsi="굴림체" w:cs="맑은 고딕"/>
                 <w:szCs w:val="20"/>
               </w:rPr>
@@ -1142,6 +1149,7 @@
               <w:t>무료 (</w:t>
             </w:r>
             <w:proofErr w:type="spellStart"/>
+            <w:proofErr w:type="gramStart"/>
             <w:r>
               <w:rPr>
                 <w:rFonts w:ascii="굴림체" w:eastAsia="굴림체" w:hAnsi="굴림체" w:cs="맑은 고딕" w:hint="eastAsia"/>
@@ -1155,7 +1163,15 @@
                 <w:rFonts w:ascii="굴림체" w:eastAsia="굴림체" w:hAnsi="굴림체" w:cs="맑은 고딕" w:hint="eastAsia"/>
                 <w:szCs w:val="20"/>
               </w:rPr>
-              <w:t xml:space="preserve"> : 기당 5만원/월)</w:t>
+              <w:t xml:space="preserve"> :</w:t>
+            </w:r>
+            <w:proofErr w:type="gramEnd"/>
+            <w:r>
+              <w:rPr>
+                <w:rFonts w:ascii="굴림체" w:eastAsia="굴림체" w:hAnsi="굴림체" w:cs="맑은 고딕" w:hint="eastAsia"/>
+                <w:szCs w:val="20"/>
+              </w:rPr>
+              <w:t xml:space="preserve"> 기당 5만원/월)</w:t>
             </w:r>
           </w:p>
         </w:tc>
@@ -1317,28 +1333,60 @@
                 <w:rFonts w:ascii="굴림체" w:eastAsia="굴림체" w:hAnsi="굴림체" w:cs="맑은 고딕"/>
                 <w:szCs w:val="20"/>
               </w:rPr>
-              <w:t>.  . ~</w:t>
-            </w:r>
-            <w:r>
-              <w:rPr>
-                <w:rFonts w:ascii="굴림체" w:eastAsia="굴림체" w:hAnsi="굴림체" w:cs="맑은 고딕" w:hint="eastAsia"/>
-                <w:szCs w:val="20"/>
-              </w:rPr>
-              <w:t xml:space="preserve"> 20  </w:t>
-            </w:r>
-            <w:r>
-              <w:rPr>
-                <w:rFonts w:ascii="굴림체" w:eastAsia="굴림체" w:hAnsi="굴림체" w:cs="맑은 고딕" w:hint="eastAsia"/>
-                <w:szCs w:val="20"/>
-              </w:rPr>
               <w:t>.</w:t>
             </w:r>
-            <w:r>
-              <w:rPr>
-                <w:rFonts w:ascii="굴림체" w:eastAsia="굴림체" w:hAnsi="굴림체" w:cs="맑은 고딕"/>
-                <w:szCs w:val="20"/>
-              </w:rPr>
-              <w:t xml:space="preserve">  .  .)</w:t>
+            <w:proofErr w:type="gramStart"/>
+            <w:r>
+              <w:rPr>
+                <w:rFonts w:ascii="굴림체" w:eastAsia="굴림체" w:hAnsi="굴림체" w:cs="맑은 고딕"/>
+                <w:szCs w:val="20"/>
+              </w:rPr>
+              <w:t xml:space="preserve">  .</w:t>
+            </w:r>
+            <w:proofErr w:type="gramEnd"/>
+            <w:r>
+              <w:rPr>
+                <w:rFonts w:ascii="굴림체" w:eastAsia="굴림체" w:hAnsi="굴림체" w:cs="맑은 고딕"/>
+                <w:szCs w:val="20"/>
+              </w:rPr>
+              <w:t xml:space="preserve"> ~</w:t>
+            </w:r>
+            <w:r>
+              <w:rPr>
+                <w:rFonts w:ascii="굴림체" w:eastAsia="굴림체" w:hAnsi="굴림체" w:cs="맑은 고딕" w:hint="eastAsia"/>
+                <w:szCs w:val="20"/>
+              </w:rPr>
+              <w:t xml:space="preserve"> </w:t>
+            </w:r>
+            <w:proofErr w:type="gramStart"/>
+            <w:r>
+              <w:rPr>
+                <w:rFonts w:ascii="굴림체" w:eastAsia="굴림체" w:hAnsi="굴림체" w:cs="맑은 고딕" w:hint="eastAsia"/>
+                <w:szCs w:val="20"/>
+              </w:rPr>
+              <w:t xml:space="preserve">20  </w:t>
+            </w:r>
+            <w:r>
+              <w:rPr>
+                <w:rFonts w:ascii="굴림체" w:eastAsia="굴림체" w:hAnsi="굴림체" w:cs="맑은 고딕" w:hint="eastAsia"/>
+                <w:szCs w:val="20"/>
+              </w:rPr>
+              <w:t>.</w:t>
+            </w:r>
+            <w:r>
+              <w:rPr>
+                <w:rFonts w:ascii="굴림체" w:eastAsia="굴림체" w:hAnsi="굴림체" w:cs="맑은 고딕"/>
+                <w:szCs w:val="20"/>
+              </w:rPr>
+              <w:t xml:space="preserve">  .</w:t>
+            </w:r>
+            <w:proofErr w:type="gramEnd"/>
+            <w:r>
+              <w:rPr>
+                <w:rFonts w:ascii="굴림체" w:eastAsia="굴림체" w:hAnsi="굴림체" w:cs="맑은 고딕"/>
+                <w:szCs w:val="20"/>
+              </w:rPr>
+              <w:t xml:space="preserve">  .)</w:t>
             </w:r>
           </w:p>
         </w:tc>
@@ -2351,7 +2399,45 @@
           <w:bCs/>
           <w:szCs w:val="20"/>
         </w:rPr>
-        <w:t xml:space="preserve"> 프로모션 요금제 : </w:t>
+        <w:t xml:space="preserve"> 프로모션 </w:t>
+      </w:r>
+      <w:proofErr w:type="gramStart"/>
+      <w:r>
+        <w:rPr>
+          <w:rFonts w:ascii="굴림체" w:eastAsia="굴림체" w:hAnsi="굴림체" w:cs="맑은 고딕"/>
+          <w:b/>
+          <w:bCs/>
+          <w:szCs w:val="20"/>
+        </w:rPr>
+        <w:t>요금제</w:t>
+      </w:r>
+      <w:r>
+        <w:rPr>
+          <w:rFonts w:ascii="굴림체" w:eastAsia="굴림체" w:hAnsi="굴림체" w:cs="맑은 고딕" w:hint="eastAsia"/>
+          <w:b/>
+          <w:bCs/>
+          <w:szCs w:val="20"/>
+        </w:rPr>
+        <w:t xml:space="preserve"> </w:t>
+      </w:r>
+      <w:r>
+        <w:rPr>
+          <w:rFonts w:ascii="굴림체" w:eastAsia="굴림체" w:hAnsi="굴림체" w:cs="맑은 고딕"/>
+          <w:b/>
+          <w:bCs/>
+          <w:szCs w:val="20"/>
+        </w:rPr>
+        <w:t>:</w:t>
+      </w:r>
+      <w:proofErr w:type="gramEnd"/>
+      <w:r>
+        <w:rPr>
+          <w:rFonts w:ascii="굴림체" w:eastAsia="굴림체" w:hAnsi="굴림체" w:cs="맑은 고딕"/>
+          <w:b/>
+          <w:bCs/>
+          <w:szCs w:val="20"/>
+        </w:rPr>
+        <w:t xml:space="preserve"> </w:t>
       </w:r>
       <w:proofErr w:type="spellStart"/>
       <w:r>
@@ -2828,6 +2914,7 @@
           <w:sz w:val="22"/>
         </w:rPr>
       </w:pPr>
+      <w:proofErr w:type="gramStart"/>
       <w:r>
         <w:rPr>
           <w:rFonts w:ascii="굴림체" w:eastAsia="굴림체" w:hAnsi="굴림체" w:cs="맑은 고딕" w:hint="eastAsia"/>
@@ -2840,7 +2927,15 @@
           <w:rFonts w:ascii="굴림체" w:eastAsia="굴림체" w:hAnsi="굴림체" w:cs="맑은 고딕"/>
           <w:sz w:val="22"/>
         </w:rPr>
-        <w:t xml:space="preserve">: </w:t>
+        <w:t>:</w:t>
+      </w:r>
+      <w:proofErr w:type="gramEnd"/>
+      <w:r>
+        <w:rPr>
+          <w:rFonts w:ascii="굴림체" w:eastAsia="굴림체" w:hAnsi="굴림체" w:cs="맑은 고딕"/>
+          <w:sz w:val="22"/>
+        </w:rPr>
+        <w:t xml:space="preserve"> </w:t>
       </w:r>
       <w:r>
         <w:rPr>
